--- a/Week 5/Monday 31-08-26.docx
+++ b/Week 5/Monday 31-08-26.docx
@@ -42,8 +42,8 @@
       <w:tblGrid>
         <w:gridCol w:w="1008"/>
         <w:gridCol w:w="2016"/>
-        <w:gridCol w:w="2302"/>
-        <w:gridCol w:w="1442"/>
+        <w:gridCol w:w="2301"/>
+        <w:gridCol w:w="1443"/>
         <w:gridCol w:w="1944"/>
         <w:gridCol w:w="648"/>
       </w:tblGrid>
@@ -110,7 +110,7 @@
         </w:tc>
         <w:tc>
           <w:tcPr>
-            <w:tcW w:w="2302" w:type="dxa"/>
+            <w:tcW w:w="2301" w:type="dxa"/>
             <w:tcBorders>
               <w:top w:val="single" w:sz="6" w:space="0" w:color="C8D0D8"/>
               <w:start w:val="single" w:sz="6" w:space="0" w:color="C8D0D8"/>
@@ -138,7 +138,7 @@
         </w:tc>
         <w:tc>
           <w:tcPr>
-            <w:tcW w:w="1442" w:type="dxa"/>
+            <w:tcW w:w="1443" w:type="dxa"/>
             <w:tcBorders>
               <w:top w:val="single" w:sz="6" w:space="0" w:color="C8D0D8"/>
               <w:start w:val="single" w:sz="6" w:space="0" w:color="C8D0D8"/>
@@ -276,14 +276,7 @@
                 <w:b/>
                 <w:bCs w:val="false"/>
               </w:rPr>
-              <w:t>A</w:t>
-            </w:r>
-            <w:r>
-              <w:rPr>
-                <w:b/>
-                <w:bCs w:val="false"/>
-              </w:rPr>
-              <w:t>uthentication Vulnerabilities &amp; Cookie Session Brute-Forcing</w:t>
+              <w:t>Authentication Vulnerabilities &amp; Cookie Session Brute-Forcing</w:t>
             </w:r>
           </w:p>
           <w:p>
@@ -304,7 +297,19 @@
               <w:rPr>
                 <w:b/>
               </w:rPr>
-              <w:t>36 of 55</w:t>
+              <w:t>3</w:t>
+            </w:r>
+            <w:r>
+              <w:rPr>
+                <w:b/>
+              </w:rPr>
+              <w:t>6</w:t>
+            </w:r>
+            <w:r>
+              <w:rPr>
+                <w:b/>
+              </w:rPr>
+              <w:t xml:space="preserve"> of 55</w:t>
             </w:r>
             <w:r>
               <w:rPr/>
@@ -370,7 +375,7 @@
         </w:tc>
         <w:tc>
           <w:tcPr>
-            <w:tcW w:w="2302" w:type="dxa"/>
+            <w:tcW w:w="2301" w:type="dxa"/>
             <w:tcBorders>
               <w:top w:val="single" w:sz="6" w:space="0" w:color="C8D0D8"/>
               <w:start w:val="single" w:sz="6" w:space="0" w:color="C8D0D8"/>
@@ -393,7 +398,7 @@
         </w:tc>
         <w:tc>
           <w:tcPr>
-            <w:tcW w:w="1442" w:type="dxa"/>
+            <w:tcW w:w="1443" w:type="dxa"/>
             <w:tcBorders>
               <w:top w:val="single" w:sz="6" w:space="0" w:color="C8D0D8"/>
               <w:start w:val="single" w:sz="6" w:space="0" w:color="C8D0D8"/>
@@ -528,30 +533,30 @@
         </w:tc>
         <w:tc>
           <w:tcPr>
-            <w:tcW w:w="2302" w:type="dxa"/>
-            <w:tcBorders>
-              <w:top w:val="single" w:sz="6" w:space="0" w:color="C8D0D8"/>
-              <w:start w:val="single" w:sz="6" w:space="0" w:color="C8D0D8"/>
-              <w:bottom w:val="single" w:sz="6" w:space="0" w:color="C8D0D8"/>
-              <w:end w:val="single" w:sz="6" w:space="0" w:color="C8D0D8"/>
-            </w:tcBorders>
-            <w:shd w:color="auto" w:fill="F2F4F7" w:val="clear"/>
-            <w:vAlign w:val="center"/>
-          </w:tcPr>
-          <w:p>
-            <w:pPr>
-              <w:pStyle w:val="Normal"/>
-              <w:spacing w:lineRule="auto" w:line="252" w:before="0" w:after="0"/>
-              <w:rPr/>
-            </w:pPr>
-            <w:r>
-              <w:rPr/>
-            </w:r>
-          </w:p>
-        </w:tc>
-        <w:tc>
-          <w:tcPr>
-            <w:tcW w:w="1442" w:type="dxa"/>
+            <w:tcW w:w="2301" w:type="dxa"/>
+            <w:tcBorders>
+              <w:top w:val="single" w:sz="6" w:space="0" w:color="C8D0D8"/>
+              <w:start w:val="single" w:sz="6" w:space="0" w:color="C8D0D8"/>
+              <w:bottom w:val="single" w:sz="6" w:space="0" w:color="C8D0D8"/>
+              <w:end w:val="single" w:sz="6" w:space="0" w:color="C8D0D8"/>
+            </w:tcBorders>
+            <w:shd w:color="auto" w:fill="F2F4F7" w:val="clear"/>
+            <w:vAlign w:val="center"/>
+          </w:tcPr>
+          <w:p>
+            <w:pPr>
+              <w:pStyle w:val="Normal"/>
+              <w:spacing w:lineRule="auto" w:line="252" w:before="0" w:after="0"/>
+              <w:rPr/>
+            </w:pPr>
+            <w:r>
+              <w:rPr/>
+            </w:r>
+          </w:p>
+        </w:tc>
+        <w:tc>
+          <w:tcPr>
+            <w:tcW w:w="1443" w:type="dxa"/>
             <w:tcBorders>
               <w:top w:val="single" w:sz="6" w:space="0" w:color="C8D0D8"/>
               <w:start w:val="single" w:sz="6" w:space="0" w:color="C8D0D8"/>
@@ -672,29 +677,29 @@
         </w:tc>
         <w:tc>
           <w:tcPr>
-            <w:tcW w:w="2302" w:type="dxa"/>
-            <w:tcBorders>
-              <w:top w:val="single" w:sz="6" w:space="0" w:color="C8D0D8"/>
-              <w:start w:val="single" w:sz="6" w:space="0" w:color="C8D0D8"/>
-              <w:bottom w:val="single" w:sz="6" w:space="0" w:color="C8D0D8"/>
-              <w:end w:val="single" w:sz="6" w:space="0" w:color="C8D0D8"/>
-            </w:tcBorders>
-            <w:vAlign w:val="center"/>
-          </w:tcPr>
-          <w:p>
-            <w:pPr>
-              <w:pStyle w:val="Normal"/>
-              <w:spacing w:lineRule="auto" w:line="252" w:before="0" w:after="0"/>
-              <w:rPr/>
-            </w:pPr>
-            <w:r>
-              <w:rPr/>
-            </w:r>
-          </w:p>
-        </w:tc>
-        <w:tc>
-          <w:tcPr>
-            <w:tcW w:w="1442" w:type="dxa"/>
+            <w:tcW w:w="2301" w:type="dxa"/>
+            <w:tcBorders>
+              <w:top w:val="single" w:sz="6" w:space="0" w:color="C8D0D8"/>
+              <w:start w:val="single" w:sz="6" w:space="0" w:color="C8D0D8"/>
+              <w:bottom w:val="single" w:sz="6" w:space="0" w:color="C8D0D8"/>
+              <w:end w:val="single" w:sz="6" w:space="0" w:color="C8D0D8"/>
+            </w:tcBorders>
+            <w:vAlign w:val="center"/>
+          </w:tcPr>
+          <w:p>
+            <w:pPr>
+              <w:pStyle w:val="Normal"/>
+              <w:spacing w:lineRule="auto" w:line="252" w:before="0" w:after="0"/>
+              <w:rPr/>
+            </w:pPr>
+            <w:r>
+              <w:rPr/>
+            </w:r>
+          </w:p>
+        </w:tc>
+        <w:tc>
+          <w:tcPr>
+            <w:tcW w:w="1443" w:type="dxa"/>
             <w:tcBorders>
               <w:top w:val="single" w:sz="6" w:space="0" w:color="C8D0D8"/>
               <w:start w:val="single" w:sz="6" w:space="0" w:color="C8D0D8"/>
@@ -814,30 +819,30 @@
         </w:tc>
         <w:tc>
           <w:tcPr>
-            <w:tcW w:w="2302" w:type="dxa"/>
-            <w:tcBorders>
-              <w:top w:val="single" w:sz="6" w:space="0" w:color="C8D0D8"/>
-              <w:start w:val="single" w:sz="6" w:space="0" w:color="C8D0D8"/>
-              <w:bottom w:val="single" w:sz="6" w:space="0" w:color="C8D0D8"/>
-              <w:end w:val="single" w:sz="6" w:space="0" w:color="C8D0D8"/>
-            </w:tcBorders>
-            <w:shd w:color="auto" w:fill="F2F4F7" w:val="clear"/>
-            <w:vAlign w:val="center"/>
-          </w:tcPr>
-          <w:p>
-            <w:pPr>
-              <w:pStyle w:val="Normal"/>
-              <w:spacing w:lineRule="auto" w:line="252" w:before="0" w:after="0"/>
-              <w:rPr/>
-            </w:pPr>
-            <w:r>
-              <w:rPr/>
-            </w:r>
-          </w:p>
-        </w:tc>
-        <w:tc>
-          <w:tcPr>
-            <w:tcW w:w="1442" w:type="dxa"/>
+            <w:tcW w:w="2301" w:type="dxa"/>
+            <w:tcBorders>
+              <w:top w:val="single" w:sz="6" w:space="0" w:color="C8D0D8"/>
+              <w:start w:val="single" w:sz="6" w:space="0" w:color="C8D0D8"/>
+              <w:bottom w:val="single" w:sz="6" w:space="0" w:color="C8D0D8"/>
+              <w:end w:val="single" w:sz="6" w:space="0" w:color="C8D0D8"/>
+            </w:tcBorders>
+            <w:shd w:color="auto" w:fill="F2F4F7" w:val="clear"/>
+            <w:vAlign w:val="center"/>
+          </w:tcPr>
+          <w:p>
+            <w:pPr>
+              <w:pStyle w:val="Normal"/>
+              <w:spacing w:lineRule="auto" w:line="252" w:before="0" w:after="0"/>
+              <w:rPr/>
+            </w:pPr>
+            <w:r>
+              <w:rPr/>
+            </w:r>
+          </w:p>
+        </w:tc>
+        <w:tc>
+          <w:tcPr>
+            <w:tcW w:w="1443" w:type="dxa"/>
             <w:tcBorders>
               <w:top w:val="single" w:sz="6" w:space="0" w:color="C8D0D8"/>
               <w:start w:val="single" w:sz="6" w:space="0" w:color="C8D0D8"/>
@@ -958,29 +963,29 @@
         </w:tc>
         <w:tc>
           <w:tcPr>
-            <w:tcW w:w="2302" w:type="dxa"/>
-            <w:tcBorders>
-              <w:top w:val="single" w:sz="6" w:space="0" w:color="C8D0D8"/>
-              <w:start w:val="single" w:sz="6" w:space="0" w:color="C8D0D8"/>
-              <w:bottom w:val="single" w:sz="6" w:space="0" w:color="C8D0D8"/>
-              <w:end w:val="single" w:sz="6" w:space="0" w:color="C8D0D8"/>
-            </w:tcBorders>
-            <w:vAlign w:val="center"/>
-          </w:tcPr>
-          <w:p>
-            <w:pPr>
-              <w:pStyle w:val="Normal"/>
-              <w:spacing w:lineRule="auto" w:line="252" w:before="0" w:after="0"/>
-              <w:rPr/>
-            </w:pPr>
-            <w:r>
-              <w:rPr/>
-            </w:r>
-          </w:p>
-        </w:tc>
-        <w:tc>
-          <w:tcPr>
-            <w:tcW w:w="1442" w:type="dxa"/>
+            <w:tcW w:w="2301" w:type="dxa"/>
+            <w:tcBorders>
+              <w:top w:val="single" w:sz="6" w:space="0" w:color="C8D0D8"/>
+              <w:start w:val="single" w:sz="6" w:space="0" w:color="C8D0D8"/>
+              <w:bottom w:val="single" w:sz="6" w:space="0" w:color="C8D0D8"/>
+              <w:end w:val="single" w:sz="6" w:space="0" w:color="C8D0D8"/>
+            </w:tcBorders>
+            <w:vAlign w:val="center"/>
+          </w:tcPr>
+          <w:p>
+            <w:pPr>
+              <w:pStyle w:val="Normal"/>
+              <w:spacing w:lineRule="auto" w:line="252" w:before="0" w:after="0"/>
+              <w:rPr/>
+            </w:pPr>
+            <w:r>
+              <w:rPr/>
+            </w:r>
+          </w:p>
+        </w:tc>
+        <w:tc>
+          <w:tcPr>
+            <w:tcW w:w="1443" w:type="dxa"/>
             <w:tcBorders>
               <w:top w:val="single" w:sz="6" w:space="0" w:color="C8D0D8"/>
               <w:start w:val="single" w:sz="6" w:space="0" w:color="C8D0D8"/>
@@ -1100,30 +1105,30 @@
         </w:tc>
         <w:tc>
           <w:tcPr>
-            <w:tcW w:w="2302" w:type="dxa"/>
-            <w:tcBorders>
-              <w:top w:val="single" w:sz="6" w:space="0" w:color="C8D0D8"/>
-              <w:start w:val="single" w:sz="6" w:space="0" w:color="C8D0D8"/>
-              <w:bottom w:val="single" w:sz="6" w:space="0" w:color="C8D0D8"/>
-              <w:end w:val="single" w:sz="6" w:space="0" w:color="C8D0D8"/>
-            </w:tcBorders>
-            <w:shd w:color="auto" w:fill="F2F4F7" w:val="clear"/>
-            <w:vAlign w:val="center"/>
-          </w:tcPr>
-          <w:p>
-            <w:pPr>
-              <w:pStyle w:val="Normal"/>
-              <w:spacing w:lineRule="auto" w:line="252" w:before="0" w:after="0"/>
-              <w:rPr/>
-            </w:pPr>
-            <w:r>
-              <w:rPr/>
-            </w:r>
-          </w:p>
-        </w:tc>
-        <w:tc>
-          <w:tcPr>
-            <w:tcW w:w="1442" w:type="dxa"/>
+            <w:tcW w:w="2301" w:type="dxa"/>
+            <w:tcBorders>
+              <w:top w:val="single" w:sz="6" w:space="0" w:color="C8D0D8"/>
+              <w:start w:val="single" w:sz="6" w:space="0" w:color="C8D0D8"/>
+              <w:bottom w:val="single" w:sz="6" w:space="0" w:color="C8D0D8"/>
+              <w:end w:val="single" w:sz="6" w:space="0" w:color="C8D0D8"/>
+            </w:tcBorders>
+            <w:shd w:color="auto" w:fill="F2F4F7" w:val="clear"/>
+            <w:vAlign w:val="center"/>
+          </w:tcPr>
+          <w:p>
+            <w:pPr>
+              <w:pStyle w:val="Normal"/>
+              <w:spacing w:lineRule="auto" w:line="252" w:before="0" w:after="0"/>
+              <w:rPr/>
+            </w:pPr>
+            <w:r>
+              <w:rPr/>
+            </w:r>
+          </w:p>
+        </w:tc>
+        <w:tc>
+          <w:tcPr>
+            <w:tcW w:w="1443" w:type="dxa"/>
             <w:tcBorders>
               <w:top w:val="single" w:sz="6" w:space="0" w:color="C8D0D8"/>
               <w:start w:val="single" w:sz="6" w:space="0" w:color="C8D0D8"/>
@@ -1244,29 +1249,29 @@
         </w:tc>
         <w:tc>
           <w:tcPr>
-            <w:tcW w:w="2302" w:type="dxa"/>
-            <w:tcBorders>
-              <w:top w:val="single" w:sz="6" w:space="0" w:color="C8D0D8"/>
-              <w:start w:val="single" w:sz="6" w:space="0" w:color="C8D0D8"/>
-              <w:bottom w:val="single" w:sz="6" w:space="0" w:color="C8D0D8"/>
-              <w:end w:val="single" w:sz="6" w:space="0" w:color="C8D0D8"/>
-            </w:tcBorders>
-            <w:vAlign w:val="center"/>
-          </w:tcPr>
-          <w:p>
-            <w:pPr>
-              <w:pStyle w:val="Normal"/>
-              <w:spacing w:lineRule="auto" w:line="252" w:before="0" w:after="0"/>
-              <w:rPr/>
-            </w:pPr>
-            <w:r>
-              <w:rPr/>
-            </w:r>
-          </w:p>
-        </w:tc>
-        <w:tc>
-          <w:tcPr>
-            <w:tcW w:w="1442" w:type="dxa"/>
+            <w:tcW w:w="2301" w:type="dxa"/>
+            <w:tcBorders>
+              <w:top w:val="single" w:sz="6" w:space="0" w:color="C8D0D8"/>
+              <w:start w:val="single" w:sz="6" w:space="0" w:color="C8D0D8"/>
+              <w:bottom w:val="single" w:sz="6" w:space="0" w:color="C8D0D8"/>
+              <w:end w:val="single" w:sz="6" w:space="0" w:color="C8D0D8"/>
+            </w:tcBorders>
+            <w:vAlign w:val="center"/>
+          </w:tcPr>
+          <w:p>
+            <w:pPr>
+              <w:pStyle w:val="Normal"/>
+              <w:spacing w:lineRule="auto" w:line="252" w:before="0" w:after="0"/>
+              <w:rPr/>
+            </w:pPr>
+            <w:r>
+              <w:rPr/>
+            </w:r>
+          </w:p>
+        </w:tc>
+        <w:tc>
+          <w:tcPr>
+            <w:tcW w:w="1443" w:type="dxa"/>
             <w:tcBorders>
               <w:top w:val="single" w:sz="6" w:space="0" w:color="C8D0D8"/>
               <w:start w:val="single" w:sz="6" w:space="0" w:color="C8D0D8"/>
@@ -1386,30 +1391,30 @@
         </w:tc>
         <w:tc>
           <w:tcPr>
-            <w:tcW w:w="2302" w:type="dxa"/>
-            <w:tcBorders>
-              <w:top w:val="single" w:sz="6" w:space="0" w:color="C8D0D8"/>
-              <w:start w:val="single" w:sz="6" w:space="0" w:color="C8D0D8"/>
-              <w:bottom w:val="single" w:sz="6" w:space="0" w:color="C8D0D8"/>
-              <w:end w:val="single" w:sz="6" w:space="0" w:color="C8D0D8"/>
-            </w:tcBorders>
-            <w:shd w:color="auto" w:fill="F2F4F7" w:val="clear"/>
-            <w:vAlign w:val="center"/>
-          </w:tcPr>
-          <w:p>
-            <w:pPr>
-              <w:pStyle w:val="Normal"/>
-              <w:spacing w:lineRule="auto" w:line="252" w:before="0" w:after="0"/>
-              <w:rPr/>
-            </w:pPr>
-            <w:r>
-              <w:rPr/>
-            </w:r>
-          </w:p>
-        </w:tc>
-        <w:tc>
-          <w:tcPr>
-            <w:tcW w:w="1442" w:type="dxa"/>
+            <w:tcW w:w="2301" w:type="dxa"/>
+            <w:tcBorders>
+              <w:top w:val="single" w:sz="6" w:space="0" w:color="C8D0D8"/>
+              <w:start w:val="single" w:sz="6" w:space="0" w:color="C8D0D8"/>
+              <w:bottom w:val="single" w:sz="6" w:space="0" w:color="C8D0D8"/>
+              <w:end w:val="single" w:sz="6" w:space="0" w:color="C8D0D8"/>
+            </w:tcBorders>
+            <w:shd w:color="auto" w:fill="F2F4F7" w:val="clear"/>
+            <w:vAlign w:val="center"/>
+          </w:tcPr>
+          <w:p>
+            <w:pPr>
+              <w:pStyle w:val="Normal"/>
+              <w:spacing w:lineRule="auto" w:line="252" w:before="0" w:after="0"/>
+              <w:rPr/>
+            </w:pPr>
+            <w:r>
+              <w:rPr/>
+            </w:r>
+          </w:p>
+        </w:tc>
+        <w:tc>
+          <w:tcPr>
+            <w:tcW w:w="1443" w:type="dxa"/>
             <w:tcBorders>
               <w:top w:val="single" w:sz="6" w:space="0" w:color="C8D0D8"/>
               <w:start w:val="single" w:sz="6" w:space="0" w:color="C8D0D8"/>
@@ -1530,29 +1535,29 @@
         </w:tc>
         <w:tc>
           <w:tcPr>
-            <w:tcW w:w="2302" w:type="dxa"/>
-            <w:tcBorders>
-              <w:top w:val="single" w:sz="6" w:space="0" w:color="C8D0D8"/>
-              <w:start w:val="single" w:sz="6" w:space="0" w:color="C8D0D8"/>
-              <w:bottom w:val="single" w:sz="6" w:space="0" w:color="C8D0D8"/>
-              <w:end w:val="single" w:sz="6" w:space="0" w:color="C8D0D8"/>
-            </w:tcBorders>
-            <w:vAlign w:val="center"/>
-          </w:tcPr>
-          <w:p>
-            <w:pPr>
-              <w:pStyle w:val="Normal"/>
-              <w:spacing w:lineRule="auto" w:line="252" w:before="0" w:after="0"/>
-              <w:rPr/>
-            </w:pPr>
-            <w:r>
-              <w:rPr/>
-            </w:r>
-          </w:p>
-        </w:tc>
-        <w:tc>
-          <w:tcPr>
-            <w:tcW w:w="1442" w:type="dxa"/>
+            <w:tcW w:w="2301" w:type="dxa"/>
+            <w:tcBorders>
+              <w:top w:val="single" w:sz="6" w:space="0" w:color="C8D0D8"/>
+              <w:start w:val="single" w:sz="6" w:space="0" w:color="C8D0D8"/>
+              <w:bottom w:val="single" w:sz="6" w:space="0" w:color="C8D0D8"/>
+              <w:end w:val="single" w:sz="6" w:space="0" w:color="C8D0D8"/>
+            </w:tcBorders>
+            <w:vAlign w:val="center"/>
+          </w:tcPr>
+          <w:p>
+            <w:pPr>
+              <w:pStyle w:val="Normal"/>
+              <w:spacing w:lineRule="auto" w:line="252" w:before="0" w:after="0"/>
+              <w:rPr/>
+            </w:pPr>
+            <w:r>
+              <w:rPr/>
+            </w:r>
+          </w:p>
+        </w:tc>
+        <w:tc>
+          <w:tcPr>
+            <w:tcW w:w="1443" w:type="dxa"/>
             <w:tcBorders>
               <w:top w:val="single" w:sz="6" w:space="0" w:color="C8D0D8"/>
               <w:start w:val="single" w:sz="6" w:space="0" w:color="C8D0D8"/>
@@ -1672,30 +1677,30 @@
         </w:tc>
         <w:tc>
           <w:tcPr>
-            <w:tcW w:w="2302" w:type="dxa"/>
-            <w:tcBorders>
-              <w:top w:val="single" w:sz="6" w:space="0" w:color="C8D0D8"/>
-              <w:start w:val="single" w:sz="6" w:space="0" w:color="C8D0D8"/>
-              <w:bottom w:val="single" w:sz="6" w:space="0" w:color="C8D0D8"/>
-              <w:end w:val="single" w:sz="6" w:space="0" w:color="C8D0D8"/>
-            </w:tcBorders>
-            <w:shd w:color="auto" w:fill="F2F4F7" w:val="clear"/>
-            <w:vAlign w:val="center"/>
-          </w:tcPr>
-          <w:p>
-            <w:pPr>
-              <w:pStyle w:val="Normal"/>
-              <w:spacing w:lineRule="auto" w:line="252" w:before="0" w:after="0"/>
-              <w:rPr/>
-            </w:pPr>
-            <w:r>
-              <w:rPr/>
-            </w:r>
-          </w:p>
-        </w:tc>
-        <w:tc>
-          <w:tcPr>
-            <w:tcW w:w="1442" w:type="dxa"/>
+            <w:tcW w:w="2301" w:type="dxa"/>
+            <w:tcBorders>
+              <w:top w:val="single" w:sz="6" w:space="0" w:color="C8D0D8"/>
+              <w:start w:val="single" w:sz="6" w:space="0" w:color="C8D0D8"/>
+              <w:bottom w:val="single" w:sz="6" w:space="0" w:color="C8D0D8"/>
+              <w:end w:val="single" w:sz="6" w:space="0" w:color="C8D0D8"/>
+            </w:tcBorders>
+            <w:shd w:color="auto" w:fill="F2F4F7" w:val="clear"/>
+            <w:vAlign w:val="center"/>
+          </w:tcPr>
+          <w:p>
+            <w:pPr>
+              <w:pStyle w:val="Normal"/>
+              <w:spacing w:lineRule="auto" w:line="252" w:before="0" w:after="0"/>
+              <w:rPr/>
+            </w:pPr>
+            <w:r>
+              <w:rPr/>
+            </w:r>
+          </w:p>
+        </w:tc>
+        <w:tc>
+          <w:tcPr>
+            <w:tcW w:w="1443" w:type="dxa"/>
             <w:tcBorders>
               <w:top w:val="single" w:sz="6" w:space="0" w:color="C8D0D8"/>
               <w:start w:val="single" w:sz="6" w:space="0" w:color="C8D0D8"/>
